--- a/lab_1/lab_1_summary.docx
+++ b/lab_1/lab_1_summary.docx
@@ -139,7 +139,19 @@
         <w:rPr>
           <w:rFonts w:ascii="Times New Roman" w:hAnsi="Times New Roman" w:cs="Times New Roman"/>
         </w:rPr>
-        <w:t xml:space="preserve"> to donate in larger amounts and more frequently. By doing this, the smaller donors would almost certainly overtake the total amount donated by the larger donors. Through this plan, UVA can begin to expand its influence overseas and improve its reputation among international organizations and potential donors.</w:t>
+        <w:t xml:space="preserve"> to donate in larger amounts and more frequently. By doing this, the smaller donors would almost certainly overtake the total amount donated by the larger donors. Through this plan, UVA can begin to expand its influence overseas and improve its reputation among international organizations and potential </w:t>
+      </w:r>
+      <w:r>
+        <w:rPr>
+          <w:rFonts w:ascii="Times New Roman" w:hAnsi="Times New Roman" w:cs="Times New Roman"/>
+        </w:rPr>
+        <w:t>giftors</w:t>
+      </w:r>
+      <w:r>
+        <w:rPr>
+          <w:rFonts w:ascii="Times New Roman" w:hAnsi="Times New Roman" w:cs="Times New Roman"/>
+        </w:rPr>
+        <w:t>.</w:t>
       </w:r>
     </w:p>
     <w:p>
@@ -202,19 +214,25 @@
         <w:rPr>
           <w:rFonts w:ascii="Times New Roman" w:hAnsi="Times New Roman" w:cs="Times New Roman"/>
         </w:rPr>
-        <w:t xml:space="preserve"> as well</w:t>
-      </w:r>
-      <w:r>
-        <w:rPr>
-          <w:rFonts w:ascii="Times New Roman" w:hAnsi="Times New Roman" w:cs="Times New Roman"/>
-        </w:rPr>
-        <w:t xml:space="preserve"> due to their large population, but surprisingly the country was absent.</w:t>
-      </w:r>
-      <w:r>
-        <w:rPr>
-          <w:rFonts w:ascii="Times New Roman" w:hAnsi="Times New Roman" w:cs="Times New Roman"/>
-        </w:rPr>
-        <w:t xml:space="preserve"> The top five donators by total amount of money donated were Qatar, England, China, Saudi Arabia, and Bermuda. Donations from Qatar totaled over one billion USD more than the next closest country, making it far and away the largest foreign donator to universities in the United States. This result and Bermuda were shocking, as both are very small countries by both area and population. Both countries, however, contain people and corporations with large sources of money </w:t>
+        <w:t xml:space="preserve"> </w:t>
+      </w:r>
+      <w:r>
+        <w:rPr>
+          <w:rFonts w:ascii="Times New Roman" w:hAnsi="Times New Roman" w:cs="Times New Roman"/>
+        </w:rPr>
+        <w:t>for the same reason</w:t>
+      </w:r>
+      <w:r>
+        <w:rPr>
+          <w:rFonts w:ascii="Times New Roman" w:hAnsi="Times New Roman" w:cs="Times New Roman"/>
+        </w:rPr>
+        <w:t>, but surprisingly the country was absent.</w:t>
+      </w:r>
+      <w:r>
+        <w:rPr>
+          <w:rFonts w:ascii="Times New Roman" w:hAnsi="Times New Roman" w:cs="Times New Roman"/>
+        </w:rPr>
+        <w:t xml:space="preserve"> The top five donators by total amount of money donated were Qatar, England, China, Saudi Arabia, and Bermuda. Donations from Qatar totaled over one billion USD more than the next closest country, making it far and away the largest foreign donator to universities in the United States. This result and Bermuda were shocking, as both are very small countries by area and population. Both countries, however, contain people and corporations with large sources of money </w:t>
       </w:r>
       <w:r>
         <w:rPr>
@@ -235,26 +253,26 @@
         <w:rPr>
           <w:rFonts w:ascii="Times New Roman" w:hAnsi="Times New Roman" w:cs="Times New Roman"/>
         </w:rPr>
-        <w:t xml:space="preserve">The University of California, Los Angeles (UCLA) received the largest number of donations (3,916), over 1,000 and 3,000 more donations than the second and fifth largest </w:t>
+        <w:t xml:space="preserve">The University of California, Los Angeles (UCLA) received the largest number of donations (3,916), over 1,000 and 3,000 more donations than the second and fifth largest recipients, respectively. </w:t>
+      </w:r>
+      <w:r>
+        <w:rPr>
+          <w:rFonts w:ascii="Times New Roman" w:hAnsi="Times New Roman" w:cs="Times New Roman"/>
+        </w:rPr>
+        <w:t xml:space="preserve">The disparity between donation recipients was surprising, </w:t>
+      </w:r>
+      <w:r>
+        <w:rPr>
+          <w:rFonts w:ascii="Times New Roman" w:hAnsi="Times New Roman" w:cs="Times New Roman"/>
+        </w:rPr>
+        <w:t xml:space="preserve">as there are a </w:t>
       </w:r>
       <w:r>
         <w:rPr>
           <w:rFonts w:ascii="Times New Roman" w:hAnsi="Times New Roman" w:cs="Times New Roman"/>
         </w:rPr>
         <w:lastRenderedPageBreak/>
-        <w:t xml:space="preserve">recipients, respectively. </w:t>
-      </w:r>
-      <w:r>
-        <w:rPr>
-          <w:rFonts w:ascii="Times New Roman" w:hAnsi="Times New Roman" w:cs="Times New Roman"/>
-        </w:rPr>
-        <w:t xml:space="preserve">The disparity between donation recipients was surprising, </w:t>
-      </w:r>
-      <w:r>
-        <w:rPr>
-          <w:rFonts w:ascii="Times New Roman" w:hAnsi="Times New Roman" w:cs="Times New Roman"/>
-        </w:rPr>
-        <w:t>as there are a myriad of prominent research institutions across the United States.</w:t>
+        <w:t>myriad of prominent research institutions across the United States.</w:t>
       </w:r>
       <w:r>
         <w:rPr>
@@ -266,13 +284,49 @@
         <w:rPr>
           <w:rFonts w:ascii="Times New Roman" w:hAnsi="Times New Roman" w:cs="Times New Roman"/>
         </w:rPr>
-        <w:t xml:space="preserve">Even other notable public universities could not compare, despite many being held in a similar regard. Despite having the most donations by over 1,000, UCLA does not even enter the top five if ranked by total donation amount. This </w:t>
-      </w:r>
-      <w:r>
-        <w:rPr>
-          <w:rFonts w:ascii="Times New Roman" w:hAnsi="Times New Roman" w:cs="Times New Roman"/>
-        </w:rPr>
-        <w:t xml:space="preserve">list is dominated by distinguished private schools Carnegie Mellon University, Cornell University, Harvard University, MIT, and Yale University. The results are expected, as these schools are reputable, rigorous academic institutions that also focus heavily on research. Carnegie Mellon and Cornell in particular have a strong overseas presence. Two of the top five country-university total donation amount pairs </w:t>
+        <w:t xml:space="preserve">Even other notable public universities could not compare, despite many being held in a similar regard. Despite having the most donations by over 1,000, UCLA does not even enter the top five </w:t>
+      </w:r>
+      <w:r>
+        <w:rPr>
+          <w:rFonts w:ascii="Times New Roman" w:hAnsi="Times New Roman" w:cs="Times New Roman"/>
+        </w:rPr>
+        <w:t>schools</w:t>
+      </w:r>
+      <w:r>
+        <w:rPr>
+          <w:rFonts w:ascii="Times New Roman" w:hAnsi="Times New Roman" w:cs="Times New Roman"/>
+        </w:rPr>
+        <w:t xml:space="preserve"> ranked by total donation amount. This </w:t>
+      </w:r>
+      <w:r>
+        <w:rPr>
+          <w:rFonts w:ascii="Times New Roman" w:hAnsi="Times New Roman" w:cs="Times New Roman"/>
+        </w:rPr>
+        <w:t xml:space="preserve">list is dominated by distinguished private schools Carnegie Mellon University, Cornell University, Harvard University, MIT, and Yale University. The results are expected, as these schools are reputable, rigorous academic institutions that also focus heavily on research. Carnegie Mellon and Cornell </w:t>
+      </w:r>
+      <w:r>
+        <w:rPr>
+          <w:rFonts w:ascii="Times New Roman" w:hAnsi="Times New Roman" w:cs="Times New Roman"/>
+        </w:rPr>
+        <w:t>have</w:t>
+      </w:r>
+      <w:r>
+        <w:rPr>
+          <w:rFonts w:ascii="Times New Roman" w:hAnsi="Times New Roman" w:cs="Times New Roman"/>
+        </w:rPr>
+        <w:t xml:space="preserve"> a strong overseas presence</w:t>
+      </w:r>
+      <w:r>
+        <w:rPr>
+          <w:rFonts w:ascii="Times New Roman" w:hAnsi="Times New Roman" w:cs="Times New Roman"/>
+        </w:rPr>
+        <w:t xml:space="preserve"> in particular</w:t>
+      </w:r>
+      <w:r>
+        <w:rPr>
+          <w:rFonts w:ascii="Times New Roman" w:hAnsi="Times New Roman" w:cs="Times New Roman"/>
+        </w:rPr>
+        <w:t xml:space="preserve">. Two of the top five country-university total donation amount pairs </w:t>
       </w:r>
       <w:r>
         <w:rPr>
@@ -452,7 +506,19 @@
         <w:rPr>
           <w:rFonts w:ascii="Times New Roman" w:hAnsi="Times New Roman" w:cs="Times New Roman"/>
         </w:rPr>
-        <w:t xml:space="preserve"> is almost 100 donations behind the sixth place </w:t>
+        <w:t xml:space="preserve"> is almost 100 donations behind the </w:t>
+      </w:r>
+      <w:r>
+        <w:rPr>
+          <w:rFonts w:ascii="Times New Roman" w:hAnsi="Times New Roman" w:cs="Times New Roman"/>
+        </w:rPr>
+        <w:t>sixth-place</w:t>
+      </w:r>
+      <w:r>
+        <w:rPr>
+          <w:rFonts w:ascii="Times New Roman" w:hAnsi="Times New Roman" w:cs="Times New Roman"/>
+        </w:rPr>
+        <w:t xml:space="preserve"> </w:t>
       </w:r>
       <w:r>
         <w:rPr>
@@ -470,7 +536,19 @@
         <w:rPr>
           <w:rFonts w:ascii="Times New Roman" w:hAnsi="Times New Roman" w:cs="Times New Roman"/>
         </w:rPr>
-        <w:t>My goal to improve UVA’s foreign donation count is to build up a relationship with these donators, rather than reach out to new donors.</w:t>
+        <w:t xml:space="preserve">My goal to improve UVA’s foreign donation count is to build up a relationship with these donators, rather than reach out to new </w:t>
+      </w:r>
+      <w:r>
+        <w:rPr>
+          <w:rFonts w:ascii="Times New Roman" w:hAnsi="Times New Roman" w:cs="Times New Roman"/>
+        </w:rPr>
+        <w:t>ones or siphon giftors from other universities</w:t>
+      </w:r>
+      <w:r>
+        <w:rPr>
+          <w:rFonts w:ascii="Times New Roman" w:hAnsi="Times New Roman" w:cs="Times New Roman"/>
+        </w:rPr>
+        <w:t>.</w:t>
       </w:r>
     </w:p>
     <w:p>
@@ -510,7 +588,19 @@
         <w:rPr>
           <w:rFonts w:ascii="Times New Roman" w:hAnsi="Times New Roman" w:cs="Times New Roman"/>
         </w:rPr>
-        <w:t xml:space="preserve"> While a larger upfront sum would certainly help the university, I believe a myriad of smaller donations will outpace the large ones and be more profitable for UVA in the long run. </w:t>
+        <w:t xml:space="preserve"> While a larger upfront sum would certainly help the university, I believe </w:t>
+      </w:r>
+      <w:r>
+        <w:rPr>
+          <w:rFonts w:ascii="Times New Roman" w:hAnsi="Times New Roman" w:cs="Times New Roman"/>
+        </w:rPr>
+        <w:t xml:space="preserve">a greater amount of </w:t>
+      </w:r>
+      <w:r>
+        <w:rPr>
+          <w:rFonts w:ascii="Times New Roman" w:hAnsi="Times New Roman" w:cs="Times New Roman"/>
+        </w:rPr>
+        <w:t xml:space="preserve">smaller donations will outpace the large ones and be more profitable for UVA in the long run. </w:t>
       </w:r>
       <w:r>
         <w:rPr>
@@ -553,7 +643,19 @@
           <w:rFonts w:ascii="Times New Roman" w:hAnsi="Times New Roman" w:cs="Times New Roman"/>
         </w:rPr>
         <w:lastRenderedPageBreak/>
-        <w:t>the university takes action, whether it be through seeking small, frequent giftors or large occasional ones, it is sure to improve both its donation total and reputation overseas.</w:t>
+        <w:t xml:space="preserve">the university </w:t>
+      </w:r>
+      <w:r>
+        <w:rPr>
+          <w:rFonts w:ascii="Times New Roman" w:hAnsi="Times New Roman" w:cs="Times New Roman"/>
+        </w:rPr>
+        <w:t>acts with a goal in mind,</w:t>
+      </w:r>
+      <w:r>
+        <w:rPr>
+          <w:rFonts w:ascii="Times New Roman" w:hAnsi="Times New Roman" w:cs="Times New Roman"/>
+        </w:rPr>
+        <w:t xml:space="preserve"> whether it be through seeking small, frequent giftors or large occasional ones, it is sure to improve both its donation total and reputation overseas.</w:t>
       </w:r>
     </w:p>
     <w:sectPr>
@@ -1248,6 +1350,7 @@
   <w:style w:type="character" w:default="1" w:styleId="DefaultParagraphFont">
     <w:name w:val="Default Paragraph Font"/>
     <w:uiPriority w:val="1"/>
+    <w:semiHidden/>
     <w:unhideWhenUsed/>
   </w:style>
   <w:style w:type="table" w:default="1" w:styleId="TableNormal">
